--- a/软件著作权申请资料/正式资料/投资估值系统_操作手册.docx
+++ b/软件著作权申请资料/正式资料/投资估值系统_操作手册.docx
@@ -1375,7 +1375,7 @@
       <w:headerReference w:type="default" r:id="rId9"/>
       <w:footerReference w:type="default" r:id="rId10"/>
       <w:pgSz w:w="11906" w:h="16838"/>
-      <w:pgMar w:top="1440" w:right="1440" w:bottom="1440" w:left="1797" w:header="720" w:footer="720" w:gutter="0"/>
+      <w:pgMar w:top="1440" w:right="1440" w:bottom="1440" w:left="1797" w:header="170" w:footer="720" w:gutter="0"/>
       <w:cols w:space="720"/>
       <w:docGrid w:linePitch="360"/>
     </w:sectPr>
